--- a/dist/PLAN-POSTEPOWANIA.docx
+++ b/dist/PLAN-POSTEPOWANIA.docx
@@ -1,6 +1,6 @@
 
 <file path=word/document.xml><?xml version="1.0" encoding="utf-8"?>
-<w:document xmlns:o="urn:schemas-microsoft-com:office:office" xmlns:r="http://schemas.openxmlformats.org/officeDocument/2006/relationships" xmlns:v="urn:schemas-microsoft-com:vml" xmlns:w="http://schemas.openxmlformats.org/wordprocessingml/2006/main" xmlns:w10="urn:schemas-microsoft-com:office:word" xmlns:wp="http://schemas.openxmlformats.org/drawingml/2006/wordprocessingDrawing" xmlns:pic="http://schemas.openxmlformats.org/drawingml/2006/picture" xmlns:wps="http://schemas.microsoft.com/office/word/2010/wordprocessingShape" xmlns:wpg="http://schemas.microsoft.com/office/word/2010/wordprocessingGroup" xmlns:mc="http://schemas.openxmlformats.org/markup-compatibility/2006" xmlns:wp14="http://schemas.microsoft.com/office/word/2010/wordprocessingDrawing" xmlns:w14="http://schemas.microsoft.com/office/word/2010/wordml" xmlns:w15="http://schemas.microsoft.com/office/word/2012/wordml" mc:Ignorable="w14 wp14 w15">
+<w:document xmlns:o="urn:schemas-microsoft-com:office:office" xmlns:r="http://schemas.openxmlformats.org/officeDocument/2006/relationships" xmlns:v="urn:schemas-microsoft-com:vml" xmlns:w="http://schemas.openxmlformats.org/wordprocessingml/2006/main" xmlns:w10="urn:schemas-microsoft-com:office:word" xmlns:wp="http://schemas.openxmlformats.org/drawingml/2006/wordprocessingDrawing" xmlns:wps="http://schemas.microsoft.com/office/word/2010/wordprocessingShape" xmlns:wpg="http://schemas.microsoft.com/office/word/2010/wordprocessingGroup" xmlns:mc="http://schemas.openxmlformats.org/markup-compatibility/2006" xmlns:wp14="http://schemas.microsoft.com/office/word/2010/wordprocessingDrawing" xmlns:w14="http://schemas.microsoft.com/office/word/2010/wordml" xmlns:w15="http://schemas.microsoft.com/office/word/2012/wordml" mc:Ignorable="w14 wp14 w15">
   <w:body>
     <w:p>
       <w:pPr>
@@ -602,7 +602,7 @@
     </w:p>
     <w:tbl>
       <w:tblPr>
-        <w:tblW w:w="9988" w:type="dxa"/>
+        <w:tblW w:w="6050" w:type="dxa"/>
         <w:jc w:val="start"/>
         <w:tblInd w:w="0" w:type="dxa"/>
         <w:tblLayout w:type="fixed"/>
@@ -614,11 +614,11 @@
         </w:tblCellMar>
       </w:tblPr>
       <w:tblGrid>
-        <w:gridCol w:w="576"/>
-        <w:gridCol w:w="1774"/>
-        <w:gridCol w:w="3009"/>
-        <w:gridCol w:w="1808"/>
-        <w:gridCol w:w="2821"/>
+        <w:gridCol w:w="571"/>
+        <w:gridCol w:w="1501"/>
+        <w:gridCol w:w="1441"/>
+        <w:gridCol w:w="976"/>
+        <w:gridCol w:w="1561"/>
       </w:tblGrid>
       <w:tr>
         <w:trPr>
@@ -626,7 +626,7 @@
         </w:trPr>
         <w:tc>
           <w:tcPr>
-            <w:tcW w:w="576" w:type="dxa"/>
+            <w:tcW w:w="571" w:type="dxa"/>
             <w:tcBorders/>
             <w:vAlign w:val="center"/>
           </w:tcPr>
@@ -647,7 +647,7 @@
         </w:tc>
         <w:tc>
           <w:tcPr>
-            <w:tcW w:w="1774" w:type="dxa"/>
+            <w:tcW w:w="1501" w:type="dxa"/>
             <w:tcBorders/>
             <w:vAlign w:val="center"/>
           </w:tcPr>
@@ -668,7 +668,7 @@
         </w:tc>
         <w:tc>
           <w:tcPr>
-            <w:tcW w:w="3009" w:type="dxa"/>
+            <w:tcW w:w="1441" w:type="dxa"/>
             <w:tcBorders/>
             <w:vAlign w:val="center"/>
           </w:tcPr>
@@ -689,7 +689,7 @@
         </w:tc>
         <w:tc>
           <w:tcPr>
-            <w:tcW w:w="1808" w:type="dxa"/>
+            <w:tcW w:w="976" w:type="dxa"/>
             <w:tcBorders/>
             <w:vAlign w:val="center"/>
           </w:tcPr>
@@ -710,7 +710,7 @@
         </w:tc>
         <w:tc>
           <w:tcPr>
-            <w:tcW w:w="2821" w:type="dxa"/>
+            <w:tcW w:w="1561" w:type="dxa"/>
             <w:tcBorders/>
             <w:vAlign w:val="center"/>
           </w:tcPr>
@@ -734,7 +734,7 @@
         <w:trPr/>
         <w:tc>
           <w:tcPr>
-            <w:tcW w:w="576" w:type="dxa"/>
+            <w:tcW w:w="571" w:type="dxa"/>
             <w:tcBorders/>
             <w:vAlign w:val="center"/>
           </w:tcPr>
@@ -758,7 +758,7 @@
         </w:tc>
         <w:tc>
           <w:tcPr>
-            <w:tcW w:w="1774" w:type="dxa"/>
+            <w:tcW w:w="1501" w:type="dxa"/>
             <w:tcBorders/>
             <w:vAlign w:val="center"/>
           </w:tcPr>
@@ -777,7 +777,7 @@
         </w:tc>
         <w:tc>
           <w:tcPr>
-            <w:tcW w:w="3009" w:type="dxa"/>
+            <w:tcW w:w="1441" w:type="dxa"/>
             <w:tcBorders/>
             <w:vAlign w:val="center"/>
           </w:tcPr>
@@ -796,7 +796,7 @@
         </w:tc>
         <w:tc>
           <w:tcPr>
-            <w:tcW w:w="1808" w:type="dxa"/>
+            <w:tcW w:w="976" w:type="dxa"/>
             <w:tcBorders/>
             <w:vAlign w:val="center"/>
           </w:tcPr>
@@ -820,7 +820,7 @@
         </w:tc>
         <w:tc>
           <w:tcPr>
-            <w:tcW w:w="2821" w:type="dxa"/>
+            <w:tcW w:w="1561" w:type="dxa"/>
             <w:tcBorders/>
             <w:vAlign w:val="center"/>
           </w:tcPr>
@@ -847,7 +847,7 @@
         <w:trPr/>
         <w:tc>
           <w:tcPr>
-            <w:tcW w:w="576" w:type="dxa"/>
+            <w:tcW w:w="571" w:type="dxa"/>
             <w:tcBorders/>
             <w:vAlign w:val="center"/>
           </w:tcPr>
@@ -871,7 +871,7 @@
         </w:tc>
         <w:tc>
           <w:tcPr>
-            <w:tcW w:w="1774" w:type="dxa"/>
+            <w:tcW w:w="1501" w:type="dxa"/>
             <w:tcBorders/>
             <w:vAlign w:val="center"/>
           </w:tcPr>
@@ -890,7 +890,7 @@
         </w:tc>
         <w:tc>
           <w:tcPr>
-            <w:tcW w:w="3009" w:type="dxa"/>
+            <w:tcW w:w="1441" w:type="dxa"/>
             <w:tcBorders/>
             <w:vAlign w:val="center"/>
           </w:tcPr>
@@ -909,7 +909,7 @@
         </w:tc>
         <w:tc>
           <w:tcPr>
-            <w:tcW w:w="1808" w:type="dxa"/>
+            <w:tcW w:w="976" w:type="dxa"/>
             <w:tcBorders/>
             <w:vAlign w:val="center"/>
           </w:tcPr>
@@ -933,7 +933,7 @@
         </w:tc>
         <w:tc>
           <w:tcPr>
-            <w:tcW w:w="2821" w:type="dxa"/>
+            <w:tcW w:w="1561" w:type="dxa"/>
             <w:tcBorders/>
             <w:vAlign w:val="center"/>
           </w:tcPr>
@@ -960,7 +960,7 @@
         <w:trPr/>
         <w:tc>
           <w:tcPr>
-            <w:tcW w:w="576" w:type="dxa"/>
+            <w:tcW w:w="571" w:type="dxa"/>
             <w:tcBorders/>
             <w:vAlign w:val="center"/>
           </w:tcPr>
@@ -984,7 +984,7 @@
         </w:tc>
         <w:tc>
           <w:tcPr>
-            <w:tcW w:w="1774" w:type="dxa"/>
+            <w:tcW w:w="1501" w:type="dxa"/>
             <w:tcBorders/>
             <w:vAlign w:val="center"/>
           </w:tcPr>
@@ -1003,7 +1003,7 @@
         </w:tc>
         <w:tc>
           <w:tcPr>
-            <w:tcW w:w="3009" w:type="dxa"/>
+            <w:tcW w:w="1441" w:type="dxa"/>
             <w:tcBorders/>
             <w:vAlign w:val="center"/>
           </w:tcPr>
@@ -1022,7 +1022,7 @@
         </w:tc>
         <w:tc>
           <w:tcPr>
-            <w:tcW w:w="1808" w:type="dxa"/>
+            <w:tcW w:w="976" w:type="dxa"/>
             <w:tcBorders/>
             <w:vAlign w:val="center"/>
           </w:tcPr>
@@ -1046,7 +1046,7 @@
         </w:tc>
         <w:tc>
           <w:tcPr>
-            <w:tcW w:w="2821" w:type="dxa"/>
+            <w:tcW w:w="1561" w:type="dxa"/>
             <w:tcBorders/>
             <w:vAlign w:val="center"/>
           </w:tcPr>
@@ -1073,7 +1073,7 @@
         <w:trPr/>
         <w:tc>
           <w:tcPr>
-            <w:tcW w:w="576" w:type="dxa"/>
+            <w:tcW w:w="571" w:type="dxa"/>
             <w:tcBorders/>
             <w:vAlign w:val="center"/>
           </w:tcPr>
@@ -1097,7 +1097,7 @@
         </w:tc>
         <w:tc>
           <w:tcPr>
-            <w:tcW w:w="1774" w:type="dxa"/>
+            <w:tcW w:w="1501" w:type="dxa"/>
             <w:tcBorders/>
             <w:vAlign w:val="center"/>
           </w:tcPr>
@@ -1116,7 +1116,7 @@
         </w:tc>
         <w:tc>
           <w:tcPr>
-            <w:tcW w:w="3009" w:type="dxa"/>
+            <w:tcW w:w="1441" w:type="dxa"/>
             <w:tcBorders/>
             <w:vAlign w:val="center"/>
           </w:tcPr>
@@ -1135,7 +1135,7 @@
         </w:tc>
         <w:tc>
           <w:tcPr>
-            <w:tcW w:w="1808" w:type="dxa"/>
+            <w:tcW w:w="976" w:type="dxa"/>
             <w:tcBorders/>
             <w:vAlign w:val="center"/>
           </w:tcPr>
@@ -1159,7 +1159,7 @@
         </w:tc>
         <w:tc>
           <w:tcPr>
-            <w:tcW w:w="2821" w:type="dxa"/>
+            <w:tcW w:w="1561" w:type="dxa"/>
             <w:tcBorders/>
             <w:vAlign w:val="center"/>
           </w:tcPr>
@@ -2351,7 +2351,7 @@
       <w:start w:val="1"/>
       <w:numFmt w:val="none"/>
       <w:suff w:val="nothing"/>
-      <w:lvlText w:val=""/>
+      <w:lvlText w:val="%1"/>
       <w:lvlJc w:val="start"/>
       <w:pPr>
         <w:tabs>
@@ -2362,37 +2362,10 @@
     </w:lvl>
     <w:lvl w:ilvl="1">
       <w:start w:val="1"/>
-      <w:numFmt w:val="none"/>
       <w:pStyle w:val="Heading2"/>
-      <w:suff w:val="nothing"/>
-      <w:lvlText w:val=""/>
-      <w:lvlJc w:val="start"/>
-      <w:pPr>
-        <w:tabs>
-          <w:tab w:val="num" w:pos="0"/>
-        </w:tabs>
-        <w:ind w:start="0" w:hanging="0"/>
-      </w:pPr>
-    </w:lvl>
-    <w:lvl w:ilvl="2">
-      <w:start w:val="1"/>
-      <w:numFmt w:val="none"/>
-      <w:pStyle w:val="Heading3"/>
-      <w:suff w:val="nothing"/>
-      <w:lvlText w:val=""/>
-      <w:lvlJc w:val="start"/>
-      <w:pPr>
-        <w:tabs>
-          <w:tab w:val="num" w:pos="0"/>
-        </w:tabs>
-        <w:ind w:start="0" w:hanging="0"/>
-      </w:pPr>
-    </w:lvl>
-    <w:lvl w:ilvl="3">
-      <w:start w:val="1"/>
       <w:numFmt w:val="none"/>
       <w:suff w:val="nothing"/>
-      <w:lvlText w:val=""/>
+      <w:lvlText w:val="%2"/>
       <w:lvlJc w:val="start"/>
       <w:pPr>
         <w:tabs>
@@ -2401,11 +2374,12 @@
         <w:ind w:start="0" w:hanging="0"/>
       </w:pPr>
     </w:lvl>
-    <w:lvl w:ilvl="4">
-      <w:start w:val="1"/>
+    <w:lvl w:ilvl="2">
+      <w:start w:val="1"/>
+      <w:pStyle w:val="Heading3"/>
       <w:numFmt w:val="none"/>
       <w:suff w:val="nothing"/>
-      <w:lvlText w:val=""/>
+      <w:lvlText w:val="%3"/>
       <w:lvlJc w:val="start"/>
       <w:pPr>
         <w:tabs>
@@ -2414,11 +2388,11 @@
         <w:ind w:start="0" w:hanging="0"/>
       </w:pPr>
     </w:lvl>
-    <w:lvl w:ilvl="5">
+    <w:lvl w:ilvl="3">
       <w:start w:val="1"/>
       <w:numFmt w:val="none"/>
       <w:suff w:val="nothing"/>
-      <w:lvlText w:val=""/>
+      <w:lvlText w:val="%4"/>
       <w:lvlJc w:val="start"/>
       <w:pPr>
         <w:tabs>
@@ -2427,11 +2401,11 @@
         <w:ind w:start="0" w:hanging="0"/>
       </w:pPr>
     </w:lvl>
-    <w:lvl w:ilvl="6">
+    <w:lvl w:ilvl="4">
       <w:start w:val="1"/>
       <w:numFmt w:val="none"/>
       <w:suff w:val="nothing"/>
-      <w:lvlText w:val=""/>
+      <w:lvlText w:val="%5"/>
       <w:lvlJc w:val="start"/>
       <w:pPr>
         <w:tabs>
@@ -2440,11 +2414,11 @@
         <w:ind w:start="0" w:hanging="0"/>
       </w:pPr>
     </w:lvl>
-    <w:lvl w:ilvl="7">
+    <w:lvl w:ilvl="5">
       <w:start w:val="1"/>
       <w:numFmt w:val="none"/>
       <w:suff w:val="nothing"/>
-      <w:lvlText w:val=""/>
+      <w:lvlText w:val="%6"/>
       <w:lvlJc w:val="start"/>
       <w:pPr>
         <w:tabs>
@@ -2453,11 +2427,37 @@
         <w:ind w:start="0" w:hanging="0"/>
       </w:pPr>
     </w:lvl>
-    <w:lvl w:ilvl="8">
+    <w:lvl w:ilvl="6">
       <w:start w:val="1"/>
       <w:numFmt w:val="none"/>
       <w:suff w:val="nothing"/>
-      <w:lvlText w:val=""/>
+      <w:lvlText w:val="%7"/>
+      <w:lvlJc w:val="start"/>
+      <w:pPr>
+        <w:tabs>
+          <w:tab w:val="num" w:pos="0"/>
+        </w:tabs>
+        <w:ind w:start="0" w:hanging="0"/>
+      </w:pPr>
+    </w:lvl>
+    <w:lvl w:ilvl="7">
+      <w:start w:val="1"/>
+      <w:numFmt w:val="none"/>
+      <w:suff w:val="nothing"/>
+      <w:lvlText w:val="%8"/>
+      <w:lvlJc w:val="start"/>
+      <w:pPr>
+        <w:tabs>
+          <w:tab w:val="num" w:pos="0"/>
+        </w:tabs>
+        <w:ind w:start="0" w:hanging="0"/>
+      </w:pPr>
+    </w:lvl>
+    <w:lvl w:ilvl="8">
+      <w:start w:val="1"/>
+      <w:numFmt w:val="none"/>
+      <w:suff w:val="nothing"/>
+      <w:lvlText w:val="%9"/>
       <w:lvlJc w:val="start"/>
       <w:pPr>
         <w:tabs>
@@ -2496,7 +2496,7 @@
   <w:docDefaults>
     <w:rPrDefault>
       <w:rPr>
-        <w:rFonts w:ascii="Liberation Serif" w:hAnsi="Liberation Serif" w:eastAsia="Noto Serif CJK SC" w:cs="Noto Sans Devanagari"/>
+        <w:rFonts w:ascii="Liberation Serif" w:hAnsi="Liberation Serif" w:eastAsia="Noto Sans" w:cs="Noto Sans Devanagari"/>
         <w:sz w:val="24"/>
         <w:szCs w:val="24"/>
         <w:lang w:val="en-US" w:eastAsia="zh-CN" w:bidi="hi-IN"/>
@@ -2525,7 +2525,7 @@
     </w:rPr>
   </w:style>
   <w:style w:type="paragraph" w:styleId="Heading1">
-    <w:name w:val="heading 1"/>
+    <w:name w:val="Heading 1"/>
     <w:basedOn w:val="Heading"/>
     <w:next w:val="BodyText"/>
     <w:qFormat/>
@@ -2537,6 +2537,7 @@
       <w:jc w:val="center"/>
     </w:pPr>
     <w:rPr>
+      <w:rFonts w:ascii="Noto Sans" w:hAnsi="Noto Sans"/>
       <w:b/>
       <w:bCs/>
       <w:caps/>
@@ -2545,7 +2546,7 @@
     </w:rPr>
   </w:style>
   <w:style w:type="paragraph" w:styleId="Heading2">
-    <w:name w:val="heading 2"/>
+    <w:name w:val="Heading 2"/>
     <w:basedOn w:val="Heading"/>
     <w:next w:val="BodyText"/>
     <w:qFormat/>
@@ -2558,7 +2559,7 @@
       <w:outlineLvl w:val="1"/>
     </w:pPr>
     <w:rPr>
-      <w:rFonts w:ascii="Liberation Serif" w:hAnsi="Liberation Serif" w:eastAsia="Noto Serif CJK SC" w:cs="Noto Sans Devanagari"/>
+      <w:rFonts w:ascii="Liberation Serif" w:hAnsi="Liberation Serif" w:eastAsia="Noto Sans" w:cs="Noto Sans Devanagari"/>
       <w:b/>
       <w:bCs/>
       <w:sz w:val="24"/>
@@ -2566,7 +2567,7 @@
     </w:rPr>
   </w:style>
   <w:style w:type="paragraph" w:styleId="Heading3">
-    <w:name w:val="heading 3"/>
+    <w:name w:val="Heading 3"/>
     <w:basedOn w:val="Heading"/>
     <w:next w:val="BodyText"/>
     <w:qFormat/>
@@ -2576,23 +2577,11 @@
       <w:outlineLvl w:val="2"/>
     </w:pPr>
     <w:rPr>
-      <w:rFonts w:ascii="Liberation Serif" w:hAnsi="Liberation Serif" w:eastAsia="Noto Serif CJK SC" w:cs="Noto Sans Devanagari"/>
+      <w:rFonts w:ascii="Liberation Serif" w:hAnsi="Liberation Serif" w:eastAsia="Noto Sans" w:cs="Noto Sans Devanagari"/>
       <w:b/>
       <w:bCs/>
       <w:sz w:val="22"/>
       <w:szCs w:val="22"/>
-    </w:rPr>
-  </w:style>
-  <w:style w:type="character" w:styleId="EndnoteReference">
-    <w:name w:val="endnote reference"/>
-    <w:rPr>
-      <w:vertAlign w:val="superscript"/>
-    </w:rPr>
-  </w:style>
-  <w:style w:type="character" w:styleId="FootnoteReference">
-    <w:name w:val="footnote reference"/>
-    <w:rPr>
-      <w:vertAlign w:val="superscript"/>
     </w:rPr>
   </w:style>
   <w:style w:type="character" w:styleId="EndnoteCharacters">
@@ -2653,7 +2642,7 @@
     </w:rPr>
   </w:style>
   <w:style w:type="paragraph" w:styleId="EnvelopeReturn">
-    <w:name w:val="envelope return"/>
+    <w:name w:val="Envelope Return"/>
     <w:basedOn w:val="Normal"/>
     <w:pPr/>
     <w:rPr>
@@ -2665,6 +2654,46 @@
     <w:basedOn w:val="BodyText"/>
     <w:qFormat/>
     <w:pPr/>
+    <w:rPr/>
+  </w:style>
+  <w:style w:type="paragraph" w:styleId="Footer">
+    <w:name w:val="Footer"/>
+    <w:basedOn w:val="Normal"/>
+    <w:pPr>
+      <w:suppressLineNumbers/>
+      <w:tabs>
+        <w:tab w:val="clear" w:pos="1134"/>
+        <w:tab w:val="center" w:pos="4818" w:leader="none"/>
+        <w:tab w:val="right" w:pos="9637" w:leader="none"/>
+      </w:tabs>
+    </w:pPr>
+    <w:rPr/>
+  </w:style>
+  <w:style w:type="paragraph" w:styleId="Header">
+    <w:name w:val="Header"/>
+    <w:basedOn w:val="Normal"/>
+    <w:pPr>
+      <w:suppressLineNumbers/>
+      <w:tabs>
+        <w:tab w:val="clear" w:pos="1134"/>
+        <w:tab w:val="center" w:pos="4818" w:leader="none"/>
+        <w:tab w:val="right" w:pos="9637" w:leader="none"/>
+      </w:tabs>
+    </w:pPr>
+    <w:rPr/>
+  </w:style>
+  <w:style w:type="paragraph" w:styleId="HeaderandFooter">
+    <w:name w:val="Header and Footer"/>
+    <w:basedOn w:val="Normal"/>
+    <w:qFormat/>
+    <w:pPr>
+      <w:suppressLineNumbers/>
+      <w:tabs>
+        <w:tab w:val="clear" w:pos="1134"/>
+        <w:tab w:val="center" w:pos="4819" w:leader="none"/>
+        <w:tab w:val="right" w:pos="9638" w:leader="none"/>
+      </w:tabs>
+    </w:pPr>
     <w:rPr/>
   </w:style>
   <w:style w:type="paragraph" w:styleId="Index">
@@ -2679,7 +2708,7 @@
     </w:rPr>
   </w:style>
   <w:style w:type="paragraph" w:styleId="Caption">
-    <w:name w:val="caption"/>
+    <w:name w:val="Caption"/>
     <w:basedOn w:val="Normal"/>
     <w:qFormat/>
     <w:pPr>
@@ -2750,37 +2779,37 @@
         <a:srgbClr val="000000"/>
       </a:dk1>
       <a:lt1>
-        <a:srgbClr val="FFFFFF"/>
+        <a:srgbClr val="ffffff"/>
       </a:lt1>
       <a:dk2>
         <a:srgbClr val="000000"/>
       </a:dk2>
       <a:lt2>
-        <a:srgbClr val="FFFFFF"/>
+        <a:srgbClr val="ffffff"/>
       </a:lt2>
       <a:accent1>
-        <a:srgbClr val="18A303"/>
+        <a:srgbClr val="18a303"/>
       </a:accent1>
       <a:accent2>
-        <a:srgbClr val="0369A3"/>
+        <a:srgbClr val="0369a3"/>
       </a:accent2>
       <a:accent3>
-        <a:srgbClr val="A33E03"/>
+        <a:srgbClr val="a33e03"/>
       </a:accent3>
       <a:accent4>
-        <a:srgbClr val="8E03A3"/>
+        <a:srgbClr val="8e03a3"/>
       </a:accent4>
       <a:accent5>
-        <a:srgbClr val="C99C00"/>
+        <a:srgbClr val="c99c00"/>
       </a:accent5>
       <a:accent6>
-        <a:srgbClr val="C9211E"/>
+        <a:srgbClr val="c9211e"/>
       </a:accent6>
       <a:hlink>
-        <a:srgbClr val="0000EE"/>
+        <a:srgbClr val="0000ee"/>
       </a:hlink>
       <a:folHlink>
-        <a:srgbClr val="551A8B"/>
+        <a:srgbClr val="551a8b"/>
       </a:folHlink>
     </a:clrScheme>
     <a:fontScheme name="Office">
